--- a/klagomål/A 33886-2026 FSC-klagomål.docx
+++ b/klagomål/A 33886-2026 FSC-klagomål.docx
@@ -1019,7 +1019,7 @@
     <w:r>
       <w:tab/>
       <w:tab/>
-      <w:t>2026-08-18</w:t>
+      <w:t>2026-08-19</w:t>
       <w:br/>
       <w:br/>
     </w:r>

--- a/klagomål/A 33886-2026 FSC-klagomål.docx
+++ b/klagomål/A 33886-2026 FSC-klagomål.docx
@@ -1019,7 +1019,7 @@
     <w:r>
       <w:tab/>
       <w:tab/>
-      <w:t>2026-08-19</w:t>
+      <w:t>2026-08-20</w:t>
       <w:br/>
       <w:br/>
     </w:r>

--- a/klagomål/A 33886-2026 FSC-klagomål.docx
+++ b/klagomål/A 33886-2026 FSC-klagomål.docx
@@ -1019,7 +1019,7 @@
     <w:r>
       <w:tab/>
       <w:tab/>
-      <w:t>2026-08-20</w:t>
+      <w:t>2026-08-21</w:t>
       <w:br/>
       <w:br/>
     </w:r>

--- a/klagomål/A 33886-2026 FSC-klagomål.docx
+++ b/klagomål/A 33886-2026 FSC-klagomål.docx
@@ -1019,7 +1019,7 @@
     <w:r>
       <w:tab/>
       <w:tab/>
-      <w:t>2026-08-21</w:t>
+      <w:t>2026-08-22</w:t>
       <w:br/>
       <w:br/>
     </w:r>
